--- a/template.docx
+++ b/template.docx
@@ -4,382 +4,8 @@
   <w:body>
     <w:p>
       <w:pPr>
-        <w:jc w:val="center"/>
         <w:rPr>
           <w:rFonts w:ascii="바탕체" w:eastAsia="바탕체" w:hAnsi="바탕체"/>
-          <w:b/>
-          <w:bCs/>
-          <w:sz w:val="40"/>
-          <w:szCs w:val="40"/>
-        </w:rPr>
-      </w:pPr>
-      <w:r>
-        <w:rPr>
-          <w:rFonts w:ascii="바탕체" w:eastAsia="바탕체" w:hAnsi="바탕체" w:hint="eastAsia"/>
-          <w:b/>
-          <w:bCs/>
-          <w:sz w:val="40"/>
-          <w:szCs w:val="40"/>
-        </w:rPr>
-        <w:t>자동화설비그룹 주간업무</w:t>
-      </w:r>
-    </w:p>
-    <w:p>
-      <w:pPr>
-        <w:jc w:val="right"/>
-        <w:rPr>
-          <w:rFonts w:ascii="바탕체" w:eastAsia="바탕체" w:hAnsi="바탕체"/>
-          <w:sz w:val="32"/>
-          <w:szCs w:val="32"/>
-        </w:rPr>
-      </w:pPr>
-      <w:r>
-        <w:rPr>
-          <w:rFonts w:ascii="바탕체" w:eastAsia="바탕체" w:hAnsi="바탕체" w:hint="eastAsia"/>
-          <w:sz w:val="32"/>
-          <w:szCs w:val="32"/>
-        </w:rPr>
-        <w:t xml:space="preserve">                                          </w:t>
-      </w:r>
-    </w:p>
-    <w:p>
-      <w:pPr>
-        <w:jc w:val="right"/>
-        <w:rPr>
-          <w:rFonts w:ascii="바탕체" w:eastAsia="바탕체" w:hAnsi="바탕체"/>
-          <w:sz w:val="24"/>
-        </w:rPr>
-      </w:pPr>
-      <w:r>
-        <w:rPr>
-          <w:rFonts w:ascii="바탕체" w:eastAsia="바탕체" w:hAnsi="바탕체"/>
-          <w:sz w:val="24"/>
-        </w:rPr>
-        <w:t>{{date}}</w:t>
-      </w:r>
-    </w:p>
-    <w:p>
-      <w:pPr>
-        <w:jc w:val="right"/>
-        <w:rPr>
-          <w:rFonts w:ascii="바탕체" w:eastAsia="바탕체" w:hAnsi="바탕체"/>
-          <w:sz w:val="24"/>
-        </w:rPr>
-      </w:pPr>
-      <w:r>
-        <w:rPr>
-          <w:rFonts w:ascii="바탕체" w:eastAsia="바탕체" w:hAnsi="바탕체" w:hint="eastAsia"/>
-          <w:sz w:val="24"/>
-        </w:rPr>
-        <w:t>자동화설비그룹</w:t>
-      </w:r>
-    </w:p>
-    <w:p>
-      <w:pPr>
-        <w:rPr>
-          <w:rFonts w:ascii="바탕체" w:eastAsia="바탕체" w:hAnsi="바탕체"/>
-          <w:sz w:val="24"/>
-        </w:rPr>
-      </w:pPr>
-    </w:p>
-    <w:p>
-      <w:pPr>
-        <w:spacing w:after="240"/>
-        <w:rPr>
-          <w:rFonts w:ascii="바탕체" w:eastAsia="바탕체" w:hAnsi="바탕체"/>
-          <w:sz w:val="24"/>
-        </w:rPr>
-      </w:pPr>
-      <w:r>
-        <w:rPr>
-          <w:rFonts w:ascii="바탕체" w:eastAsia="바탕체" w:hAnsi="바탕체" w:hint="eastAsia"/>
-          <w:sz w:val="24"/>
-        </w:rPr>
-        <w:t>□ 주요 이슈사항</w:t>
-      </w:r>
-    </w:p>
-    <w:p>
-      <w:pPr>
-        <w:ind w:firstLine="240"/>
-        <w:rPr>
-          <w:rFonts w:ascii="바탕체" w:eastAsia="바탕체" w:hAnsi="바탕체"/>
-          <w:sz w:val="24"/>
-        </w:rPr>
-      </w:pPr>
-      <w:r>
-        <w:rPr>
-          <w:rFonts w:ascii="바탕체" w:eastAsia="바탕체" w:hAnsi="바탕체" w:hint="eastAsia"/>
-          <w:sz w:val="24"/>
-        </w:rPr>
-        <w:t xml:space="preserve">- 설비기획 </w:t>
-      </w:r>
-    </w:p>
-    <w:p>
-      <w:pPr>
-        <w:ind w:firstLine="240"/>
-        <w:rPr>
-          <w:rFonts w:ascii="바탕체" w:eastAsia="바탕체" w:hAnsi="바탕체"/>
-          <w:sz w:val="24"/>
-        </w:rPr>
-      </w:pPr>
-      <w:r>
-        <w:rPr>
-          <w:rFonts w:ascii="바탕체" w:eastAsia="바탕체" w:hAnsi="바탕체" w:hint="eastAsia"/>
-          <w:sz w:val="24"/>
-        </w:rPr>
-        <w:t xml:space="preserve">  ·</w:t>
-      </w:r>
-      <w:r>
-        <w:rPr>
-          <w:rFonts w:ascii="바탕체" w:eastAsia="바탕체" w:hAnsi="바탕체"/>
-          <w:sz w:val="24"/>
-        </w:rPr>
-        <w:t>{{content}}</w:t>
-      </w:r>
-    </w:p>
-    <w:p>
-      <w:pPr>
-        <w:ind w:firstLine="240"/>
-        <w:rPr>
-          <w:rFonts w:ascii="바탕체" w:eastAsia="바탕체" w:hAnsi="바탕체"/>
-          <w:sz w:val="24"/>
-        </w:rPr>
-      </w:pPr>
-    </w:p>
-    <w:p>
-      <w:pPr>
-        <w:ind w:firstLine="240"/>
-        <w:rPr>
-          <w:rFonts w:ascii="바탕체" w:eastAsia="바탕체" w:hAnsi="바탕체"/>
-          <w:sz w:val="24"/>
-        </w:rPr>
-      </w:pPr>
-      <w:r>
-        <w:rPr>
-          <w:rFonts w:ascii="바탕체" w:eastAsia="바탕체" w:hAnsi="바탕체" w:hint="eastAsia"/>
-          <w:sz w:val="24"/>
-        </w:rPr>
-        <w:t>- 자동화기술</w:t>
-      </w:r>
-    </w:p>
-    <w:p>
-      <w:pPr>
-        <w:ind w:firstLine="240"/>
-        <w:rPr>
-          <w:rFonts w:ascii="바탕체" w:eastAsia="바탕체" w:hAnsi="바탕체"/>
-          <w:sz w:val="24"/>
-        </w:rPr>
-      </w:pPr>
-      <w:r>
-        <w:rPr>
-          <w:rFonts w:ascii="바탕체" w:eastAsia="바탕체" w:hAnsi="바탕체" w:hint="eastAsia"/>
-          <w:sz w:val="24"/>
-        </w:rPr>
-        <w:t xml:space="preserve">  ·</w:t>
-      </w:r>
-      <w:r>
-        <w:rPr>
-          <w:rFonts w:ascii="바탕체" w:eastAsia="바탕체" w:hAnsi="바탕체"/>
-          <w:sz w:val="24"/>
-        </w:rPr>
-        <w:t>{{content}}</w:t>
-      </w:r>
-    </w:p>
-    <w:p>
-      <w:pPr>
-        <w:ind w:firstLine="240"/>
-        <w:rPr>
-          <w:rFonts w:ascii="바탕체" w:eastAsia="바탕체" w:hAnsi="바탕체"/>
-          <w:sz w:val="24"/>
-        </w:rPr>
-      </w:pPr>
-    </w:p>
-    <w:p>
-      <w:pPr>
-        <w:ind w:firstLine="240"/>
-        <w:rPr>
-          <w:rFonts w:ascii="바탕체" w:eastAsia="바탕체" w:hAnsi="바탕체"/>
-          <w:sz w:val="24"/>
-        </w:rPr>
-      </w:pPr>
-    </w:p>
-    <w:p>
-      <w:pPr>
-        <w:ind w:firstLine="240"/>
-        <w:rPr>
-          <w:rFonts w:ascii="바탕체" w:eastAsia="바탕체" w:hAnsi="바탕체"/>
-          <w:sz w:val="24"/>
-        </w:rPr>
-      </w:pPr>
-    </w:p>
-    <w:p>
-      <w:pPr>
-        <w:ind w:firstLine="240"/>
-        <w:rPr>
-          <w:rFonts w:ascii="바탕체" w:eastAsia="바탕체" w:hAnsi="바탕체"/>
-          <w:sz w:val="24"/>
-        </w:rPr>
-      </w:pPr>
-    </w:p>
-    <w:p>
-      <w:pPr>
-        <w:ind w:firstLine="240"/>
-        <w:rPr>
-          <w:rFonts w:ascii="바탕체" w:eastAsia="바탕체" w:hAnsi="바탕체"/>
-          <w:sz w:val="24"/>
-        </w:rPr>
-      </w:pPr>
-    </w:p>
-    <w:p>
-      <w:pPr>
-        <w:ind w:firstLine="240"/>
-        <w:rPr>
-          <w:rFonts w:ascii="바탕체" w:eastAsia="바탕체" w:hAnsi="바탕체"/>
-          <w:sz w:val="24"/>
-        </w:rPr>
-      </w:pPr>
-    </w:p>
-    <w:p>
-      <w:pPr>
-        <w:ind w:firstLine="240"/>
-        <w:rPr>
-          <w:rFonts w:ascii="바탕체" w:eastAsia="바탕체" w:hAnsi="바탕체"/>
-          <w:sz w:val="24"/>
-        </w:rPr>
-      </w:pPr>
-    </w:p>
-    <w:p>
-      <w:pPr>
-        <w:ind w:firstLine="240"/>
-        <w:rPr>
-          <w:rFonts w:ascii="바탕체" w:eastAsia="바탕체" w:hAnsi="바탕체"/>
-          <w:sz w:val="24"/>
-        </w:rPr>
-      </w:pPr>
-    </w:p>
-    <w:p>
-      <w:pPr>
-        <w:ind w:firstLine="240"/>
-        <w:rPr>
-          <w:rFonts w:ascii="바탕체" w:eastAsia="바탕체" w:hAnsi="바탕체"/>
-          <w:sz w:val="24"/>
-        </w:rPr>
-      </w:pPr>
-    </w:p>
-    <w:p>
-      <w:pPr>
-        <w:ind w:firstLine="240"/>
-        <w:rPr>
-          <w:rFonts w:ascii="바탕체" w:eastAsia="바탕체" w:hAnsi="바탕체"/>
-          <w:sz w:val="24"/>
-        </w:rPr>
-      </w:pPr>
-    </w:p>
-    <w:p>
-      <w:pPr>
-        <w:ind w:firstLine="240"/>
-        <w:rPr>
-          <w:rFonts w:ascii="바탕체" w:eastAsia="바탕체" w:hAnsi="바탕체"/>
-          <w:sz w:val="24"/>
-        </w:rPr>
-      </w:pPr>
-    </w:p>
-    <w:p>
-      <w:pPr>
-        <w:ind w:firstLine="240"/>
-        <w:rPr>
-          <w:rFonts w:ascii="바탕체" w:eastAsia="바탕체" w:hAnsi="바탕체"/>
-          <w:sz w:val="24"/>
-        </w:rPr>
-      </w:pPr>
-    </w:p>
-    <w:p>
-      <w:pPr>
-        <w:ind w:firstLine="240"/>
-        <w:rPr>
-          <w:rFonts w:ascii="바탕체" w:eastAsia="바탕체" w:hAnsi="바탕체"/>
-          <w:sz w:val="24"/>
-        </w:rPr>
-      </w:pPr>
-    </w:p>
-    <w:p>
-      <w:pPr>
-        <w:ind w:firstLine="240"/>
-        <w:rPr>
-          <w:rFonts w:ascii="바탕체" w:eastAsia="바탕체" w:hAnsi="바탕체"/>
-          <w:sz w:val="24"/>
-        </w:rPr>
-      </w:pPr>
-    </w:p>
-    <w:p>
-      <w:pPr>
-        <w:ind w:firstLine="240"/>
-        <w:rPr>
-          <w:rFonts w:ascii="바탕체" w:eastAsia="바탕체" w:hAnsi="바탕체"/>
-          <w:sz w:val="24"/>
-        </w:rPr>
-      </w:pPr>
-    </w:p>
-    <w:p>
-      <w:pPr>
-        <w:ind w:firstLine="240"/>
-        <w:rPr>
-          <w:rFonts w:ascii="바탕체" w:eastAsia="바탕체" w:hAnsi="바탕체"/>
-          <w:sz w:val="24"/>
-        </w:rPr>
-      </w:pPr>
-    </w:p>
-    <w:p>
-      <w:pPr>
-        <w:ind w:firstLine="240"/>
-        <w:rPr>
-          <w:rFonts w:ascii="바탕체" w:eastAsia="바탕체" w:hAnsi="바탕체"/>
-          <w:sz w:val="24"/>
-        </w:rPr>
-      </w:pPr>
-    </w:p>
-    <w:p>
-      <w:pPr>
-        <w:ind w:firstLine="240"/>
-        <w:rPr>
-          <w:rFonts w:ascii="바탕체" w:eastAsia="바탕체" w:hAnsi="바탕체"/>
-          <w:sz w:val="24"/>
-        </w:rPr>
-      </w:pPr>
-    </w:p>
-    <w:p>
-      <w:pPr>
-        <w:ind w:firstLine="240"/>
-        <w:rPr>
-          <w:rFonts w:ascii="바탕체" w:eastAsia="바탕체" w:hAnsi="바탕체"/>
-          <w:sz w:val="24"/>
-        </w:rPr>
-      </w:pPr>
-    </w:p>
-    <w:p>
-      <w:pPr>
-        <w:ind w:firstLine="240"/>
-        <w:rPr>
-          <w:rFonts w:ascii="바탕체" w:eastAsia="바탕체" w:hAnsi="바탕체"/>
-          <w:sz w:val="24"/>
-        </w:rPr>
-      </w:pPr>
-    </w:p>
-    <w:p>
-      <w:pPr>
-        <w:rPr>
-          <w:rFonts w:ascii="바탕체" w:eastAsia="바탕체" w:hAnsi="바탕체"/>
-          <w:sz w:val="24"/>
-        </w:rPr>
-      </w:pPr>
-    </w:p>
-    <w:p>
-      <w:pPr>
-        <w:spacing w:after="240"/>
-        <w:rPr>
-          <w:rFonts w:ascii="바탕체" w:eastAsia="바탕체" w:hAnsi="바탕체"/>
-          <w:b/>
-          <w:bCs/>
           <w:sz w:val="32"/>
           <w:szCs w:val="32"/>
         </w:rPr>
@@ -392,7 +18,6 @@
           <w:sz w:val="32"/>
           <w:szCs w:val="32"/>
         </w:rPr>
-        <w:lastRenderedPageBreak/>
         <w:t>냉장고기획 주간업무</w:t>
       </w:r>
     </w:p>
@@ -475,7 +100,7 @@
       <w:pPr>
         <w:ind w:firstLineChars="100" w:firstLine="240"/>
         <w:rPr>
-          <w:rFonts w:ascii="바탕체" w:eastAsia="바탕체" w:hAnsi="바탕체" w:hint="eastAsia"/>
+          <w:rFonts w:ascii="바탕체" w:eastAsia="바탕체" w:hAnsi="바탕체"/>
           <w:sz w:val="24"/>
         </w:rPr>
       </w:pPr>
@@ -557,7 +182,7 @@
             <w:pPr>
               <w:jc w:val="center"/>
               <w:rPr>
-                <w:rFonts w:ascii="바탕체" w:eastAsia="바탕체" w:hAnsi="바탕체" w:hint="eastAsia"/>
+                <w:rFonts w:ascii="바탕체" w:eastAsia="바탕체" w:hAnsi="바탕체"/>
                 <w:b/>
                 <w:bCs/>
                 <w:sz w:val="20"/>
@@ -872,7 +497,7 @@
             <w:pPr>
               <w:jc w:val="center"/>
               <w:rPr>
-                <w:rFonts w:ascii="바탕체" w:eastAsia="바탕체" w:hAnsi="바탕체" w:hint="eastAsia"/>
+                <w:rFonts w:ascii="바탕체" w:eastAsia="바탕체" w:hAnsi="바탕체"/>
                 <w:b/>
                 <w:bCs/>
                 <w:sz w:val="20"/>
@@ -1020,10 +645,35 @@
             <w:pPr>
               <w:jc w:val="center"/>
               <w:rPr>
+                <w:rFonts w:ascii="바탕체" w:eastAsia="바탕체" w:hAnsi="바탕체"/>
+                <w:sz w:val="20"/>
+                <w:szCs w:val="20"/>
+              </w:rPr>
+            </w:pPr>
+            <w:r>
+              <w:rPr>
                 <w:rFonts w:ascii="바탕체" w:eastAsia="바탕체" w:hAnsi="바탕체" w:hint="eastAsia"/>
                 <w:sz w:val="20"/>
                 <w:szCs w:val="20"/>
               </w:rPr>
+              <w:t>일정</w:t>
+            </w:r>
+          </w:p>
+        </w:tc>
+        <w:tc>
+          <w:tcPr>
+            <w:tcW w:w="3156" w:type="dxa"/>
+            <w:shd w:val="clear" w:color="auto" w:fill="FFFF00"/>
+            <w:vAlign w:val="center"/>
+          </w:tcPr>
+          <w:p>
+            <w:pPr>
+              <w:jc w:val="center"/>
+              <w:rPr>
+                <w:rFonts w:ascii="바탕체" w:eastAsia="바탕체" w:hAnsi="바탕체"/>
+                <w:sz w:val="20"/>
+                <w:szCs w:val="20"/>
+              </w:rPr>
             </w:pPr>
             <w:r>
               <w:rPr>
@@ -1031,7 +681,50 @@
                 <w:sz w:val="20"/>
                 <w:szCs w:val="20"/>
               </w:rPr>
-              <w:t>일정</w:t>
+              <w:t>~</w:t>
+            </w:r>
+            <w:r>
+              <w:rPr>
+                <w:rFonts w:ascii="바탕체" w:eastAsia="바탕체" w:hAnsi="바탕체" w:hint="eastAsia"/>
+                <w:sz w:val="20"/>
+                <w:szCs w:val="20"/>
+              </w:rPr>
+              <w:t>{{date1}}</w:t>
+            </w:r>
+          </w:p>
+        </w:tc>
+        <w:tc>
+          <w:tcPr>
+            <w:tcW w:w="3156" w:type="dxa"/>
+            <w:shd w:val="clear" w:color="auto" w:fill="E2EFD9" w:themeFill="accent6" w:themeFillTint="33"/>
+            <w:vAlign w:val="center"/>
+          </w:tcPr>
+          <w:p>
+            <w:pPr>
+              <w:jc w:val="center"/>
+              <w:rPr>
+                <w:rFonts w:ascii="바탕체" w:eastAsia="바탕체" w:hAnsi="바탕체"/>
+                <w:b/>
+                <w:bCs/>
+                <w:sz w:val="20"/>
+                <w:szCs w:val="20"/>
+              </w:rPr>
+            </w:pPr>
+            <w:r>
+              <w:rPr>
+                <w:rFonts w:ascii="바탕체" w:eastAsia="바탕체" w:hAnsi="바탕체" w:hint="eastAsia"/>
+                <w:sz w:val="20"/>
+                <w:szCs w:val="20"/>
+              </w:rPr>
+              <w:t>~</w:t>
+            </w:r>
+            <w:r>
+              <w:rPr>
+                <w:rFonts w:ascii="바탕체" w:eastAsia="바탕체" w:hAnsi="바탕체" w:hint="eastAsia"/>
+                <w:sz w:val="20"/>
+                <w:szCs w:val="20"/>
+              </w:rPr>
+              <w:t>{{date2}}</w:t>
             </w:r>
           </w:p>
         </w:tc>
@@ -1044,126 +737,28 @@
             <w:pPr>
               <w:jc w:val="center"/>
               <w:rPr>
+                <w:rFonts w:ascii="바탕체" w:eastAsia="바탕체" w:hAnsi="바탕체"/>
+                <w:b/>
+                <w:bCs/>
+                <w:sz w:val="20"/>
+                <w:szCs w:val="20"/>
+              </w:rPr>
+            </w:pPr>
+            <w:r>
+              <w:rPr>
                 <w:rFonts w:ascii="바탕체" w:eastAsia="바탕체" w:hAnsi="바탕체" w:hint="eastAsia"/>
                 <w:sz w:val="20"/>
                 <w:szCs w:val="20"/>
               </w:rPr>
-            </w:pPr>
+              <w:t>~</w:t>
+            </w:r>
             <w:r>
               <w:rPr>
                 <w:rFonts w:ascii="바탕체" w:eastAsia="바탕체" w:hAnsi="바탕체" w:hint="eastAsia"/>
                 <w:sz w:val="20"/>
                 <w:szCs w:val="20"/>
               </w:rPr>
-              <w:t>~</w:t>
-            </w:r>
-            <w:r>
-              <w:rPr>
-                <w:rFonts w:ascii="바탕체" w:eastAsia="바탕체" w:hAnsi="바탕체" w:hint="eastAsia"/>
-                <w:sz w:val="20"/>
-                <w:szCs w:val="20"/>
-              </w:rPr>
-              <w:t>{{date1}}</w:t>
-            </w:r>
-          </w:p>
-        </w:tc>
-        <w:tc>
-          <w:tcPr>
-            <w:tcW w:w="3156" w:type="dxa"/>
-            <w:vAlign w:val="center"/>
-          </w:tcPr>
-          <w:p>
-            <w:pPr>
-              <w:jc w:val="center"/>
-              <w:rPr>
-                <w:rFonts w:ascii="바탕체" w:eastAsia="바탕체" w:hAnsi="바탕체"/>
-                <w:b/>
-                <w:bCs/>
-                <w:sz w:val="20"/>
-                <w:szCs w:val="20"/>
-              </w:rPr>
-            </w:pPr>
-            <w:r>
-              <w:rPr>
-                <w:rFonts w:ascii="바탕체" w:eastAsia="바탕체" w:hAnsi="바탕체" w:hint="eastAsia"/>
-                <w:sz w:val="20"/>
-                <w:szCs w:val="20"/>
-              </w:rPr>
-              <w:t>~</w:t>
-            </w:r>
-            <w:r>
-              <w:rPr>
-                <w:rFonts w:ascii="바탕체" w:eastAsia="바탕체" w:hAnsi="바탕체" w:hint="eastAsia"/>
-                <w:sz w:val="20"/>
-                <w:szCs w:val="20"/>
-              </w:rPr>
-              <w:t>{{date</w:t>
-            </w:r>
-            <w:r>
-              <w:rPr>
-                <w:rFonts w:ascii="바탕체" w:eastAsia="바탕체" w:hAnsi="바탕체" w:hint="eastAsia"/>
-                <w:sz w:val="20"/>
-                <w:szCs w:val="20"/>
-              </w:rPr>
-              <w:t>2</w:t>
-            </w:r>
-            <w:r>
-              <w:rPr>
-                <w:rFonts w:ascii="바탕체" w:eastAsia="바탕체" w:hAnsi="바탕체" w:hint="eastAsia"/>
-                <w:sz w:val="20"/>
-                <w:szCs w:val="20"/>
-              </w:rPr>
-              <w:t>}}</w:t>
-            </w:r>
-          </w:p>
-        </w:tc>
-        <w:tc>
-          <w:tcPr>
-            <w:tcW w:w="3156" w:type="dxa"/>
-            <w:vAlign w:val="center"/>
-          </w:tcPr>
-          <w:p>
-            <w:pPr>
-              <w:jc w:val="center"/>
-              <w:rPr>
-                <w:rFonts w:ascii="바탕체" w:eastAsia="바탕체" w:hAnsi="바탕체"/>
-                <w:b/>
-                <w:bCs/>
-                <w:sz w:val="20"/>
-                <w:szCs w:val="20"/>
-              </w:rPr>
-            </w:pPr>
-            <w:r>
-              <w:rPr>
-                <w:rFonts w:ascii="바탕체" w:eastAsia="바탕체" w:hAnsi="바탕체" w:hint="eastAsia"/>
-                <w:sz w:val="20"/>
-                <w:szCs w:val="20"/>
-              </w:rPr>
-              <w:t>~</w:t>
-            </w:r>
-            <w:r>
-              <w:rPr>
-                <w:rFonts w:ascii="바탕체" w:eastAsia="바탕체" w:hAnsi="바탕체" w:hint="eastAsia"/>
-                <w:sz w:val="20"/>
-                <w:szCs w:val="20"/>
-              </w:rPr>
-              <w:t>{{date</w:t>
-            </w:r>
-            <w:r>
-              <w:rPr>
-                <w:rFonts w:ascii="바탕체" w:eastAsia="바탕체" w:hAnsi="바탕체" w:hint="eastAsia"/>
-                <w:sz w:val="20"/>
-                <w:szCs w:val="20"/>
-              </w:rPr>
-              <w:t>3</w:t>
-            </w:r>
-            <w:r>
-              <w:rPr>
-                <w:rFonts w:ascii="바탕체" w:eastAsia="바탕체" w:hAnsi="바탕체" w:hint="eastAsia"/>
-                <w:sz w:val="20"/>
-                <w:szCs w:val="20"/>
-              </w:rPr>
-              <w:t>}}</w:t>
+              <w:t>{{date3}}</w:t>
             </w:r>
           </w:p>
         </w:tc>
@@ -1172,12 +767,10 @@
     <w:p>
       <w:pPr>
         <w:rPr>
-          <w:rFonts w:ascii="바탕체" w:eastAsia="바탕체" w:hAnsi="바탕체"/>
-          <w:sz w:val="24"/>
+          <w:rFonts w:hint="eastAsia"/>
         </w:rPr>
       </w:pPr>
     </w:p>
-    <w:p/>
     <w:sectPr>
       <w:pgSz w:w="11906" w:h="16838"/>
       <w:pgMar w:top="720" w:right="720" w:bottom="720" w:left="720" w:header="851" w:footer="992" w:gutter="0"/>
@@ -1796,6 +1389,7 @@
   <w:style w:type="character" w:default="1" w:styleId="a0">
     <w:name w:val="Default Paragraph Font"/>
     <w:uiPriority w:val="1"/>
+    <w:semiHidden/>
     <w:unhideWhenUsed/>
   </w:style>
   <w:style w:type="table" w:default="1" w:styleId="a1">

--- a/template.docx
+++ b/template.docx
@@ -138,10 +138,10 @@
         <w:tblLook w:val="04A0" w:firstRow="1" w:lastRow="0" w:firstColumn="1" w:lastColumn="0" w:noHBand="0" w:noVBand="1"/>
       </w:tblPr>
       <w:tblGrid>
-        <w:gridCol w:w="988"/>
-        <w:gridCol w:w="3156"/>
-        <w:gridCol w:w="3156"/>
-        <w:gridCol w:w="3156"/>
+        <w:gridCol w:w="1114"/>
+        <w:gridCol w:w="3114"/>
+        <w:gridCol w:w="3114"/>
+        <w:gridCol w:w="3114"/>
       </w:tblGrid>
       <w:tr>
         <w:trPr>
@@ -164,13 +164,33 @@
             </w:pPr>
             <w:r>
               <w:rPr>
+                <w:rFonts w:ascii="바탕체" w:eastAsia="바탕체" w:hAnsi="바탕체"/>
+                <w:b/>
+                <w:bCs/>
+                <w:sz w:val="20"/>
+                <w:szCs w:val="20"/>
+              </w:rPr>
+              <w:t xml:space="preserve">{{ </w:t>
+            </w:r>
+            <w:r>
+              <w:rPr>
                 <w:rFonts w:ascii="바탕체" w:eastAsia="바탕체" w:hAnsi="바탕체" w:hint="eastAsia"/>
                 <w:b/>
                 <w:bCs/>
                 <w:sz w:val="20"/>
                 <w:szCs w:val="20"/>
               </w:rPr>
-              <w:t>구분</w:t>
+              <w:t>title</w:t>
+            </w:r>
+            <w:r>
+              <w:rPr>
+                <w:rFonts w:ascii="바탕체" w:eastAsia="바탕체" w:hAnsi="바탕체"/>
+                <w:b/>
+                <w:bCs/>
+                <w:sz w:val="20"/>
+                <w:szCs w:val="20"/>
+              </w:rPr>
+              <w:t xml:space="preserve"> }}</w:t>
             </w:r>
           </w:p>
         </w:tc>
@@ -337,11 +357,27 @@
             </w:pPr>
             <w:r>
               <w:rPr>
+                <w:rFonts w:ascii="바탕체" w:eastAsia="바탕체" w:hAnsi="바탕체"/>
+                <w:sz w:val="20"/>
+                <w:szCs w:val="20"/>
+              </w:rPr>
+              <w:t xml:space="preserve">{{ </w:t>
+            </w:r>
+            <w:r>
+              <w:rPr>
                 <w:rFonts w:ascii="바탕체" w:eastAsia="바탕체" w:hAnsi="바탕체" w:hint="eastAsia"/>
                 <w:sz w:val="20"/>
                 <w:szCs w:val="20"/>
               </w:rPr>
-              <w:t>도해</w:t>
+              <w:t>title</w:t>
+            </w:r>
+            <w:r>
+              <w:rPr>
+                <w:rFonts w:ascii="바탕체" w:eastAsia="바탕체" w:hAnsi="바탕체"/>
+                <w:sz w:val="20"/>
+                <w:szCs w:val="20"/>
+              </w:rPr>
+              <w:t xml:space="preserve"> }}</w:t>
             </w:r>
           </w:p>
         </w:tc>
